--- a/TC (p. 4.1)/TC (p 4.1).docx
+++ b/TC (p. 4.1)/TC (p 4.1).docx
@@ -65,11 +65,14 @@
         </w:rPr>
       </w:pPr>
       <w:r>
+        <w:rPr>
+          <w:noProof/>
+        </w:rPr>
         <w:drawing>
-          <wp:inline distT="0" distB="0" distL="0" distR="0" wp14:anchorId="6AD7987F" wp14:editId="6C022A4F">
-            <wp:extent cx="5760720" cy="5529580"/>
-            <wp:effectExtent l="0" t="0" r="0" b="0"/>
-            <wp:docPr id="868885371" name="Obraz 1"/>
+          <wp:inline distT="0" distB="0" distL="0" distR="0" wp14:anchorId="098B9014" wp14:editId="63005F21">
+            <wp:extent cx="5760720" cy="5460365"/>
+            <wp:effectExtent l="0" t="0" r="0" b="6985"/>
+            <wp:docPr id="1694328448" name="Obraz 1"/>
             <wp:cNvGraphicFramePr>
               <a:graphicFrameLocks xmlns:a="http://schemas.openxmlformats.org/drawingml/2006/main" noChangeAspect="1"/>
             </wp:cNvGraphicFramePr>
@@ -77,8 +80,10 @@
               <a:graphicData uri="http://schemas.openxmlformats.org/drawingml/2006/picture">
                 <pic:pic xmlns:pic="http://schemas.openxmlformats.org/drawingml/2006/picture">
                   <pic:nvPicPr>
-                    <pic:cNvPr id="868885371" name=""/>
-                    <pic:cNvPicPr/>
+                    <pic:cNvPr id="1694328448" name="Obraz 1"/>
+                    <pic:cNvPicPr>
+                      <a:picLocks noChangeAspect="1"/>
+                    </pic:cNvPicPr>
                   </pic:nvPicPr>
                   <pic:blipFill>
                     <a:blip r:embed="rId5"/>
@@ -89,7 +94,7 @@
                   <pic:spPr>
                     <a:xfrm>
                       <a:off x="0" y="0"/>
-                      <a:ext cx="5760720" cy="5529580"/>
+                      <a:ext cx="5760720" cy="5460365"/>
                     </a:xfrm>
                     <a:prstGeom prst="rect">
                       <a:avLst/>
